--- a/Golden Spoon Vegetables.docx
+++ b/Golden Spoon Vegetables.docx
@@ -1433,6 +1433,45 @@
       </w:pPr>
       <w:r>
         <w:t>On the Payment screen, tap the customer field if you want to attach the sale to a customer (you can search or add a new one).</w:t>
+      </w:r>
+    </w:p>
+    <w:p>
+      <w:pPr>
+        <w:pStyle w:val="ListParagraph"/>
+        <w:numPr>
+          <w:ilvl w:val="0"/>
+          <w:numId w:val="2"/>
+        </w:numPr>
+        <w:spacing w:after="60" w:line="280" w:lineRule="auto"/>
+      </w:pPr>
+      <w:r>
+        <w:t>On the Payment screen, find the Apply discount chip. Tap it if the customer is getting a price reduction on this sale; otherwise skip to the next step.</w:t>
+      </w:r>
+    </w:p>
+    <w:p>
+      <w:pPr>
+        <w:pStyle w:val="ListParagraph"/>
+        <w:numPr>
+          <w:ilvl w:val="0"/>
+          <w:numId w:val="2"/>
+        </w:numPr>
+        <w:spacing w:after="60" w:line="280" w:lineRule="auto"/>
+      </w:pPr>
+      <w:r>
+        <w:t>In the Select Discount popup that opens, choose the Discount Type — Total Discount applies the reduction to the whole sale, Items Discount applies it per line — and the Discount Format — Percentage or Amount.</w:t>
+      </w:r>
+    </w:p>
+    <w:p>
+      <w:pPr>
+        <w:pStyle w:val="ListParagraph"/>
+        <w:numPr>
+          <w:ilvl w:val="0"/>
+          <w:numId w:val="2"/>
+        </w:numPr>
+        <w:spacing w:after="60" w:line="280" w:lineRule="auto"/>
+      </w:pPr>
+      <w:r>
+        <w:t>Tap one of the preset values (10%, 20%, 30%, 40%, 50% for percentage; 1, 2, 5, 10, 20 for amount) or type a custom value, then confirm. The chip now shows the active discount, for example 20% off −5.00, and a Discount line appears in the totals breakdown. Tap the chip again any time to change or remove the discount.</w:t>
       </w:r>
     </w:p>
     <w:p>
